--- a/academic/submissions/03_Data_Preparation_Feature_Engineering_Model_Exploration.docx
+++ b/academic/submissions/03_Data_Preparation_Feature_Engineering_Model_Exploration.docx
@@ -36,7 +36,8 @@
     </w:p>
     <w:p>
       <w:pPr>
-        <w:spacing w:after="40"/>
+        <w:keepLines/>
+        <w:spacing w:after="60" w:line="276" w:lineRule="auto"/>
       </w:pPr>
       <w:r>
         <w:rPr>
@@ -58,7 +59,8 @@
     </w:p>
     <w:p>
       <w:pPr>
-        <w:spacing w:after="40"/>
+        <w:keepLines/>
+        <w:spacing w:after="60" w:line="276" w:lineRule="auto"/>
       </w:pPr>
       <w:r>
         <w:rPr>
@@ -80,7 +82,8 @@
     </w:p>
     <w:p>
       <w:pPr>
-        <w:spacing w:after="40"/>
+        <w:keepLines/>
+        <w:spacing w:after="60" w:line="276" w:lineRule="auto"/>
       </w:pPr>
       <w:r>
         <w:rPr>
@@ -102,7 +105,8 @@
     </w:p>
     <w:p>
       <w:pPr>
-        <w:spacing w:after="40"/>
+        <w:keepLines/>
+        <w:spacing w:after="60" w:line="276" w:lineRule="auto"/>
       </w:pPr>
       <w:r>
         <w:rPr>
@@ -124,7 +128,8 @@
     </w:p>
     <w:p>
       <w:pPr>
-        <w:spacing w:after="40"/>
+        <w:keepLines/>
+        <w:spacing w:after="60" w:line="276" w:lineRule="auto"/>
       </w:pPr>
       <w:r>
         <w:rPr>
@@ -146,7 +151,8 @@
     </w:p>
     <w:p>
       <w:pPr>
-        <w:spacing w:after="40"/>
+        <w:keepLines/>
+        <w:spacing w:after="60" w:line="276" w:lineRule="auto"/>
       </w:pPr>
       <w:r>
         <w:rPr>
@@ -177,7 +183,7 @@
     <w:p>
       <w:pPr>
         <w:shd w:fill="E8F1ED"/>
-        <w:spacing w:before="80" w:after="0"/>
+        <w:spacing w:before="80" w:after="160"/>
         <w:ind w:left="115" w:right="115"/>
       </w:pPr>
       <w:r>
@@ -191,6 +197,11 @@
       </w:r>
     </w:p>
     <w:p/>
+    <w:p>
+      <w:r>
+        <w:br w:type="page"/>
+      </w:r>
+    </w:p>
     <w:p>
       <w:pPr>
         <w:pStyle w:val="Heading1"/>
@@ -237,6 +248,7 @@
       <w:tr>
         <w:trPr>
           <w:tblHeader w:val="true"/>
+          <w:cantSplit w:val="true"/>
         </w:trPr>
         <w:tc>
           <w:tcPr>
@@ -321,6 +333,9 @@
         </w:tc>
       </w:tr>
       <w:tr>
+        <w:trPr>
+          <w:cantSplit w:val="true"/>
+        </w:trPr>
         <w:tc>
           <w:tcPr>
             <w:tcW w:type="dxa" w:w="2500"/>
@@ -380,6 +395,9 @@
         </w:tc>
       </w:tr>
       <w:tr>
+        <w:trPr>
+          <w:cantSplit w:val="true"/>
+        </w:trPr>
         <w:tc>
           <w:tcPr>
             <w:tcW w:type="dxa" w:w="2500"/>
@@ -439,6 +457,9 @@
         </w:tc>
       </w:tr>
       <w:tr>
+        <w:trPr>
+          <w:cantSplit w:val="true"/>
+        </w:trPr>
         <w:tc>
           <w:tcPr>
             <w:tcW w:type="dxa" w:w="2500"/>
@@ -498,6 +519,9 @@
         </w:tc>
       </w:tr>
       <w:tr>
+        <w:trPr>
+          <w:cantSplit w:val="true"/>
+        </w:trPr>
         <w:tc>
           <w:tcPr>
             <w:tcW w:type="dxa" w:w="2500"/>
@@ -557,6 +581,9 @@
         </w:tc>
       </w:tr>
       <w:tr>
+        <w:trPr>
+          <w:cantSplit w:val="true"/>
+        </w:trPr>
         <w:tc>
           <w:tcPr>
             <w:tcW w:type="dxa" w:w="2500"/>
@@ -666,6 +693,7 @@
       <w:tr>
         <w:trPr>
           <w:tblHeader w:val="true"/>
+          <w:cantSplit w:val="true"/>
         </w:trPr>
         <w:tc>
           <w:tcPr>
@@ -777,6 +805,9 @@
         </w:tc>
       </w:tr>
       <w:tr>
+        <w:trPr>
+          <w:cantSplit w:val="true"/>
+        </w:trPr>
         <w:tc>
           <w:tcPr>
             <w:tcW w:type="dxa" w:w="1900"/>
@@ -855,6 +886,9 @@
         </w:tc>
       </w:tr>
       <w:tr>
+        <w:trPr>
+          <w:cantSplit w:val="true"/>
+        </w:trPr>
         <w:tc>
           <w:tcPr>
             <w:tcW w:type="dxa" w:w="1900"/>
@@ -933,6 +967,9 @@
         </w:tc>
       </w:tr>
       <w:tr>
+        <w:trPr>
+          <w:cantSplit w:val="true"/>
+        </w:trPr>
         <w:tc>
           <w:tcPr>
             <w:tcW w:type="dxa" w:w="1900"/>
@@ -1011,6 +1048,9 @@
         </w:tc>
       </w:tr>
       <w:tr>
+        <w:trPr>
+          <w:cantSplit w:val="true"/>
+        </w:trPr>
         <w:tc>
           <w:tcPr>
             <w:tcW w:type="dxa" w:w="1900"/>
@@ -1256,6 +1296,7 @@
       <w:tr>
         <w:trPr>
           <w:tblHeader w:val="true"/>
+          <w:cantSplit w:val="true"/>
         </w:trPr>
         <w:tc>
           <w:tcPr>
@@ -1340,6 +1381,9 @@
         </w:tc>
       </w:tr>
       <w:tr>
+        <w:trPr>
+          <w:cantSplit w:val="true"/>
+        </w:trPr>
         <w:tc>
           <w:tcPr>
             <w:tcW w:type="dxa" w:w="2100"/>
@@ -1399,6 +1443,9 @@
         </w:tc>
       </w:tr>
       <w:tr>
+        <w:trPr>
+          <w:cantSplit w:val="true"/>
+        </w:trPr>
         <w:tc>
           <w:tcPr>
             <w:tcW w:type="dxa" w:w="2100"/>
@@ -1458,6 +1505,9 @@
         </w:tc>
       </w:tr>
       <w:tr>
+        <w:trPr>
+          <w:cantSplit w:val="true"/>
+        </w:trPr>
         <w:tc>
           <w:tcPr>
             <w:tcW w:type="dxa" w:w="2100"/>
@@ -1517,6 +1567,9 @@
         </w:tc>
       </w:tr>
       <w:tr>
+        <w:trPr>
+          <w:cantSplit w:val="true"/>
+        </w:trPr>
         <w:tc>
           <w:tcPr>
             <w:tcW w:type="dxa" w:w="2100"/>
@@ -1576,6 +1629,9 @@
         </w:tc>
       </w:tr>
       <w:tr>
+        <w:trPr>
+          <w:cantSplit w:val="true"/>
+        </w:trPr>
         <w:tc>
           <w:tcPr>
             <w:tcW w:type="dxa" w:w="2100"/>
@@ -1635,6 +1691,9 @@
         </w:tc>
       </w:tr>
       <w:tr>
+        <w:trPr>
+          <w:cantSplit w:val="true"/>
+        </w:trPr>
         <w:tc>
           <w:tcPr>
             <w:tcW w:type="dxa" w:w="2100"/>
@@ -1782,6 +1841,7 @@
       <w:tr>
         <w:trPr>
           <w:tblHeader w:val="true"/>
+          <w:cantSplit w:val="true"/>
         </w:trPr>
         <w:tc>
           <w:tcPr>
@@ -1866,6 +1926,9 @@
         </w:tc>
       </w:tr>
       <w:tr>
+        <w:trPr>
+          <w:cantSplit w:val="true"/>
+        </w:trPr>
         <w:tc>
           <w:tcPr>
             <w:tcW w:type="dxa" w:w="2100"/>
@@ -1925,6 +1988,9 @@
         </w:tc>
       </w:tr>
       <w:tr>
+        <w:trPr>
+          <w:cantSplit w:val="true"/>
+        </w:trPr>
         <w:tc>
           <w:tcPr>
             <w:tcW w:type="dxa" w:w="2100"/>
@@ -1984,6 +2050,9 @@
         </w:tc>
       </w:tr>
       <w:tr>
+        <w:trPr>
+          <w:cantSplit w:val="true"/>
+        </w:trPr>
         <w:tc>
           <w:tcPr>
             <w:tcW w:type="dxa" w:w="2100"/>
@@ -2043,6 +2112,9 @@
         </w:tc>
       </w:tr>
       <w:tr>
+        <w:trPr>
+          <w:cantSplit w:val="true"/>
+        </w:trPr>
         <w:tc>
           <w:tcPr>
             <w:tcW w:type="dxa" w:w="2100"/>
@@ -2102,6 +2174,9 @@
         </w:tc>
       </w:tr>
       <w:tr>
+        <w:trPr>
+          <w:cantSplit w:val="true"/>
+        </w:trPr>
         <w:tc>
           <w:tcPr>
             <w:tcW w:type="dxa" w:w="2100"/>
@@ -2199,6 +2274,7 @@
       <w:tr>
         <w:trPr>
           <w:tblHeader w:val="true"/>
+          <w:cantSplit w:val="true"/>
         </w:trPr>
         <w:tc>
           <w:tcPr>
@@ -2364,6 +2440,9 @@
         </w:tc>
       </w:tr>
       <w:tr>
+        <w:trPr>
+          <w:cantSplit w:val="true"/>
+        </w:trPr>
         <w:tc>
           <w:tcPr>
             <w:tcW w:type="dxa" w:w="1300"/>
@@ -2480,6 +2559,9 @@
         </w:tc>
       </w:tr>
       <w:tr>
+        <w:trPr>
+          <w:cantSplit w:val="true"/>
+        </w:trPr>
         <w:tc>
           <w:tcPr>
             <w:tcW w:type="dxa" w:w="1300"/>
@@ -2596,6 +2678,9 @@
         </w:tc>
       </w:tr>
       <w:tr>
+        <w:trPr>
+          <w:cantSplit w:val="true"/>
+        </w:trPr>
         <w:tc>
           <w:tcPr>
             <w:tcW w:type="dxa" w:w="1300"/>
@@ -2712,6 +2797,9 @@
         </w:tc>
       </w:tr>
       <w:tr>
+        <w:trPr>
+          <w:cantSplit w:val="true"/>
+        </w:trPr>
         <w:tc>
           <w:tcPr>
             <w:tcW w:type="dxa" w:w="1300"/>
@@ -2828,6 +2916,9 @@
         </w:tc>
       </w:tr>
       <w:tr>
+        <w:trPr>
+          <w:cantSplit w:val="true"/>
+        </w:trPr>
         <w:tc>
           <w:tcPr>
             <w:tcW w:type="dxa" w:w="1300"/>

--- a/academic/submissions/03_Data_Preparation_Feature_Engineering_Model_Exploration.docx
+++ b/academic/submissions/03_Data_Preparation_Feature_Engineering_Model_Exploration.docx
@@ -18,7 +18,7 @@
           <w:color w:val="173B32"/>
           <w:sz w:val="46"/>
         </w:rPr>
-        <w:t>Data Preparation, Feature Engineering and Model Exploration</w:t>
+        <w:t>Veri Hazırlama, Özellik Mühendisliği ve Model Keşfi</w:t>
       </w:r>
     </w:p>
     <w:p>
@@ -31,7 +31,7 @@
           <w:color w:val="547068"/>
           <w:sz w:val="27"/>
         </w:rPr>
-        <w:t>Reproducible temporal customer modeling for future-purchase inactivity</w:t>
+        <w:t>Gelecekte satın alma hareketsizliği için yeniden üretilebilir zamansal müşteri modellemesi</w:t>
       </w:r>
     </w:p>
     <w:p>
@@ -46,7 +46,7 @@
           <w:color w:val="173B32"/>
           <w:sz w:val="21"/>
         </w:rPr>
-        <w:t xml:space="preserve">Course: </w:t>
+        <w:t xml:space="preserve">Ders: </w:t>
       </w:r>
       <w:r>
         <w:rPr>
@@ -54,7 +54,7 @@
           <w:color w:val="000000"/>
           <w:sz w:val="21"/>
         </w:rPr>
-        <w:t>Samsung Innovation Campus — AI in Marketing Capstone</w:t>
+        <w:t>Samsung Innovation Campus — Pazarlamada Yapay Zekâ Bitirme Projesi</w:t>
       </w:r>
     </w:p>
     <w:p>
@@ -69,7 +69,7 @@
           <w:color w:val="173B32"/>
           <w:sz w:val="21"/>
         </w:rPr>
-        <w:t xml:space="preserve">Team: </w:t>
+        <w:t xml:space="preserve">Ekip: </w:t>
       </w:r>
       <w:r>
         <w:rPr>
@@ -77,7 +77,7 @@
           <w:color w:val="000000"/>
           <w:sz w:val="21"/>
         </w:rPr>
-        <w:t>Group 7</w:t>
+        <w:t>Grup 7</w:t>
       </w:r>
     </w:p>
     <w:p>
@@ -92,7 +92,7 @@
           <w:color w:val="173B32"/>
           <w:sz w:val="21"/>
         </w:rPr>
-        <w:t xml:space="preserve">Project: </w:t>
+        <w:t xml:space="preserve">Proje: </w:t>
       </w:r>
       <w:r>
         <w:rPr>
@@ -115,7 +115,7 @@
           <w:color w:val="173B32"/>
           <w:sz w:val="21"/>
         </w:rPr>
-        <w:t xml:space="preserve">Prepared by: </w:t>
+        <w:t xml:space="preserve">Hazırlayan: </w:t>
       </w:r>
       <w:r>
         <w:rPr>
@@ -138,7 +138,7 @@
           <w:color w:val="173B32"/>
           <w:sz w:val="21"/>
         </w:rPr>
-        <w:t xml:space="preserve">Date: </w:t>
+        <w:t xml:space="preserve">Tarih: </w:t>
       </w:r>
       <w:r>
         <w:rPr>
@@ -146,7 +146,7 @@
           <w:color w:val="000000"/>
           <w:sz w:val="21"/>
         </w:rPr>
-        <w:t>9 September 2026</w:t>
+        <w:t>9 Eylül 2026</w:t>
       </w:r>
     </w:p>
     <w:p>
@@ -161,7 +161,7 @@
           <w:color w:val="173B32"/>
           <w:sz w:val="21"/>
         </w:rPr>
-        <w:t xml:space="preserve">Status: </w:t>
+        <w:t xml:space="preserve">Durum: </w:t>
       </w:r>
       <w:r>
         <w:rPr>
@@ -169,7 +169,7 @@
           <w:color w:val="000000"/>
           <w:sz w:val="21"/>
         </w:rPr>
-        <w:t>Final local academic package</w:t>
+        <w:t>Nihai yerel akademik paket</w:t>
       </w:r>
     </w:p>
     <w:p>
@@ -193,7 +193,7 @@
           <w:color w:val="173B32"/>
           <w:sz w:val="19"/>
         </w:rPr>
-        <w:t>AI AUTHORSHIP DISCLOSURE — This document was drafted with OpenAI Codex/ChatGPT assistance and checked against repository evidence. Reported project metrics come from executed, versioned artifacts; external claims are cited. Human review remains required.</w:t>
+        <w:t>YAPAY ZEKA KULLANIM BEYANI — Bu belge OpenAI Codex/ChatGPT desteğiyle hazırlanmış ve depo kanıtlarıyla kontrol edilmiştir. Proje ölçütleri yürütülmüş, sürümlenmiş eserlerden gelir; dış iddialar kaynaklandırılmıştır. İnsan incelemesi gereklidir.</w:t>
       </w:r>
     </w:p>
     <w:p/>
@@ -207,7 +207,7 @@
         <w:pStyle w:val="Heading1"/>
       </w:pPr>
       <w:r>
-        <w:t>Part I — Data preparation and feature engineering</w:t>
+        <w:t>Bölüm I — Veri hazırlama ve özellik mühendisliği</w:t>
       </w:r>
     </w:p>
     <w:p>
@@ -215,12 +215,12 @@
         <w:pStyle w:val="Heading2"/>
       </w:pPr>
       <w:r>
-        <w:t>1. Overview and collection</w:t>
+        <w:t>1. Genel bakış ve toplama</w:t>
       </w:r>
     </w:p>
     <w:p>
       <w:r>
-        <w:t>The pipeline downloads UCI Online Retail II from its stable repository URL, verifies SHA-256 572e36277c2390fbfde10664750731e0a86f55e33470d91919085f0408e67bfb, profiles both worksheets and writes deterministic reports. Raw and customer-level prepared files are local/ignored; aggregate evidence and scripts are versioned.</w:t>
+        <w:t>İşlem hattı UCI Online Retail II'yi kalıcı depo URL'sinden indirir, SHA-256 572e36277c2390fbfde10664750731e0a86f55e33470d91919085f0408e67bfb değerini doğrular, iki çalışma sayfasını profiller ve belirlenimci raporlar yazar. Ham ve müşteri düzeyi hazırlanmış dosyalar yerelde/Git dışında; toplu kanıtlar ve betikler sürüm denetimindedir.</w:t>
       </w:r>
     </w:p>
     <w:p>
@@ -228,7 +228,7 @@
         <w:pStyle w:val="Heading2"/>
       </w:pPr>
       <w:r>
-        <w:t>2. Cleaning and validation</w:t>
+        <w:t>2. Temizleme ve doğrulama</w:t>
       </w:r>
     </w:p>
     <w:tbl>
@@ -241,9 +241,9 @@
         <w:tblInd w:w="120" w:type="dxa"/>
       </w:tblPr>
       <w:tblGrid>
-        <w:gridCol w:w="2500"/>
-        <w:gridCol w:w="2400"/>
-        <w:gridCol w:w="4460"/>
+        <w:gridCol w:w="3120"/>
+        <w:gridCol w:w="3120"/>
+        <w:gridCol w:w="3120"/>
       </w:tblGrid>
       <w:tr>
         <w:trPr>
@@ -252,7 +252,7 @@
         </w:trPr>
         <w:tc>
           <w:tcPr>
-            <w:tcW w:type="dxa" w:w="2500"/>
+            <w:tcW w:type="dxa" w:w="3120"/>
             <w:tcMar>
               <w:top w:w="80" w:type="dxa"/>
               <w:start w:w="120" w:type="dxa"/>
@@ -273,13 +273,13 @@
                 <w:color w:val="173B32"/>
                 <w:sz w:val="19"/>
               </w:rPr>
-              <w:t>Step</w:t>
+              <w:t>Adım</w:t>
             </w:r>
           </w:p>
         </w:tc>
         <w:tc>
           <w:tcPr>
-            <w:tcW w:type="dxa" w:w="2400"/>
+            <w:tcW w:type="dxa" w:w="3120"/>
             <w:tcMar>
               <w:top w:w="80" w:type="dxa"/>
               <w:start w:w="120" w:type="dxa"/>
@@ -300,13 +300,13 @@
                 <w:color w:val="173B32"/>
                 <w:sz w:val="19"/>
               </w:rPr>
-              <w:t>Rows / rule</w:t>
+              <w:t>Satır / kural</w:t>
             </w:r>
           </w:p>
         </w:tc>
         <w:tc>
           <w:tcPr>
-            <w:tcW w:type="dxa" w:w="4460"/>
+            <w:tcW w:type="dxa" w:w="3120"/>
             <w:tcMar>
               <w:top w:w="80" w:type="dxa"/>
               <w:start w:w="120" w:type="dxa"/>
@@ -327,7 +327,7 @@
                 <w:color w:val="173B32"/>
                 <w:sz w:val="19"/>
               </w:rPr>
-              <w:t>Rationale</w:t>
+              <w:t>Gerekçe</w:t>
             </w:r>
           </w:p>
         </w:tc>
@@ -338,7 +338,7 @@
         </w:trPr>
         <w:tc>
           <w:tcPr>
-            <w:tcW w:type="dxa" w:w="2500"/>
+            <w:tcW w:type="dxa" w:w="3120"/>
             <w:vAlign w:val="top"/>
           </w:tcPr>
           <w:p>
@@ -351,13 +351,13 @@
                 <w:color w:val="000000"/>
                 <w:sz w:val="18"/>
               </w:rPr>
-              <w:t>Raw input</w:t>
+              <w:t>Ham girdi</w:t>
             </w:r>
           </w:p>
         </w:tc>
         <w:tc>
           <w:tcPr>
-            <w:tcW w:type="dxa" w:w="2400"/>
+            <w:tcW w:type="dxa" w:w="3120"/>
             <w:vAlign w:val="top"/>
           </w:tcPr>
           <w:p>
@@ -370,13 +370,13 @@
                 <w:color w:val="000000"/>
                 <w:sz w:val="18"/>
               </w:rPr>
-              <w:t>1,067,371</w:t>
+              <w:t>1.067.371</w:t>
             </w:r>
           </w:p>
         </w:tc>
         <w:tc>
           <w:tcPr>
-            <w:tcW w:type="dxa" w:w="4460"/>
+            <w:tcW w:type="dxa" w:w="3120"/>
             <w:vAlign w:val="top"/>
           </w:tcPr>
           <w:p>
@@ -389,7 +389,7 @@
                 <w:color w:val="000000"/>
                 <w:sz w:val="18"/>
               </w:rPr>
-              <w:t>Preserved external-source evidence</w:t>
+              <w:t>Dış kaynak kanıtı korunur</w:t>
             </w:r>
           </w:p>
         </w:tc>
@@ -400,7 +400,7 @@
         </w:trPr>
         <w:tc>
           <w:tcPr>
-            <w:tcW w:type="dxa" w:w="2500"/>
+            <w:tcW w:type="dxa" w:w="3120"/>
             <w:vAlign w:val="top"/>
           </w:tcPr>
           <w:p>
@@ -413,13 +413,13 @@
                 <w:color w:val="000000"/>
                 <w:sz w:val="18"/>
               </w:rPr>
-              <w:t>Exact duplicate removal</w:t>
+              <w:t>Birebir yinelenenleri kaldırma</w:t>
             </w:r>
           </w:p>
         </w:tc>
         <w:tc>
           <w:tcPr>
-            <w:tcW w:type="dxa" w:w="2400"/>
+            <w:tcW w:type="dxa" w:w="3120"/>
             <w:vAlign w:val="top"/>
           </w:tcPr>
           <w:p>
@@ -432,13 +432,13 @@
                 <w:color w:val="000000"/>
                 <w:sz w:val="18"/>
               </w:rPr>
-              <w:t>34,335 removed</w:t>
+              <w:t>34.335 kaldırıldı</w:t>
             </w:r>
           </w:p>
         </w:tc>
         <w:tc>
           <w:tcPr>
-            <w:tcW w:type="dxa" w:w="4460"/>
+            <w:tcW w:type="dxa" w:w="3120"/>
             <w:vAlign w:val="top"/>
           </w:tcPr>
           <w:p>
@@ -451,7 +451,7 @@
                 <w:color w:val="000000"/>
                 <w:sz w:val="18"/>
               </w:rPr>
-              <w:t>Avoid repeated identical transaction lines</w:t>
+              <w:t>Aynı işlem satırının tekrarını önler</w:t>
             </w:r>
           </w:p>
         </w:tc>
@@ -462,7 +462,7 @@
         </w:trPr>
         <w:tc>
           <w:tcPr>
-            <w:tcW w:type="dxa" w:w="2500"/>
+            <w:tcW w:type="dxa" w:w="3120"/>
             <w:vAlign w:val="top"/>
           </w:tcPr>
           <w:p>
@@ -475,13 +475,13 @@
                 <w:color w:val="000000"/>
                 <w:sz w:val="18"/>
               </w:rPr>
-              <w:t>Identity/date usability</w:t>
+              <w:t>Kimlik/tarih kullanılabilirliği</w:t>
             </w:r>
           </w:p>
         </w:tc>
         <w:tc>
           <w:tcPr>
-            <w:tcW w:type="dxa" w:w="2400"/>
+            <w:tcW w:type="dxa" w:w="3120"/>
             <w:vAlign w:val="top"/>
           </w:tcPr>
           <w:p>
@@ -494,13 +494,13 @@
                 <w:color w:val="000000"/>
                 <w:sz w:val="18"/>
               </w:rPr>
-              <w:t>235,151 excluded</w:t>
+              <w:t>235.151 dışlandı</w:t>
             </w:r>
           </w:p>
         </w:tc>
         <w:tc>
           <w:tcPr>
-            <w:tcW w:type="dxa" w:w="4460"/>
+            <w:tcW w:type="dxa" w:w="3120"/>
             <w:vAlign w:val="top"/>
           </w:tcPr>
           <w:p>
@@ -513,7 +513,7 @@
                 <w:color w:val="000000"/>
                 <w:sz w:val="18"/>
               </w:rPr>
-              <w:t>Customer snapshots require stable ID and time</w:t>
+              <w:t>Anlık görüntü için kararlı kimlik ve zaman gerekir</w:t>
             </w:r>
           </w:p>
         </w:tc>
@@ -524,7 +524,7 @@
         </w:trPr>
         <w:tc>
           <w:tcPr>
-            <w:tcW w:type="dxa" w:w="2500"/>
+            <w:tcW w:type="dxa" w:w="3120"/>
             <w:vAlign w:val="top"/>
           </w:tcPr>
           <w:p>
@@ -537,13 +537,13 @@
                 <w:color w:val="000000"/>
                 <w:sz w:val="18"/>
               </w:rPr>
-              <w:t>Normalized retained rows</w:t>
+              <w:t>Tutulan normalleştirilmiş satır</w:t>
             </w:r>
           </w:p>
         </w:tc>
         <w:tc>
           <w:tcPr>
-            <w:tcW w:type="dxa" w:w="2400"/>
+            <w:tcW w:type="dxa" w:w="3120"/>
             <w:vAlign w:val="top"/>
           </w:tcPr>
           <w:p>
@@ -556,13 +556,13 @@
                 <w:color w:val="000000"/>
                 <w:sz w:val="18"/>
               </w:rPr>
-              <w:t>797,885</w:t>
+              <w:t>797.885</w:t>
             </w:r>
           </w:p>
         </w:tc>
         <w:tc>
           <w:tcPr>
-            <w:tcW w:type="dxa" w:w="4460"/>
+            <w:tcW w:type="dxa" w:w="3120"/>
             <w:vAlign w:val="top"/>
           </w:tcPr>
           <w:p>
@@ -575,7 +575,7 @@
                 <w:color w:val="000000"/>
                 <w:sz w:val="18"/>
               </w:rPr>
-              <w:t>Canonical names/types after deterministic rules</w:t>
+              <w:t>Belirlenimci kurallar sonrası standart ad/tür</w:t>
             </w:r>
           </w:p>
         </w:tc>
@@ -586,7 +586,7 @@
         </w:trPr>
         <w:tc>
           <w:tcPr>
-            <w:tcW w:type="dxa" w:w="2500"/>
+            <w:tcW w:type="dxa" w:w="3120"/>
             <w:vAlign w:val="top"/>
           </w:tcPr>
           <w:p>
@@ -599,13 +599,13 @@
                 <w:color w:val="000000"/>
                 <w:sz w:val="18"/>
               </w:rPr>
-              <w:t>Eligible purchase event</w:t>
+              <w:t>Uygun satın alma olayı</w:t>
             </w:r>
           </w:p>
         </w:tc>
         <w:tc>
           <w:tcPr>
-            <w:tcW w:type="dxa" w:w="2400"/>
+            <w:tcW w:type="dxa" w:w="3120"/>
             <w:vAlign w:val="top"/>
           </w:tcPr>
           <w:p>
@@ -618,13 +618,13 @@
                 <w:color w:val="000000"/>
                 <w:sz w:val="18"/>
               </w:rPr>
-              <w:t>Positive quantity and price; non-cancellation; pre-cutoff</w:t>
+              <w:t>Pozitif miktar/fiyat; iptal değil; kesim öncesi</w:t>
             </w:r>
           </w:p>
         </w:tc>
         <w:tc>
           <w:tcPr>
-            <w:tcW w:type="dxa" w:w="4460"/>
+            <w:tcW w:type="dxa" w:w="3120"/>
             <w:vAlign w:val="top"/>
           </w:tcPr>
           <w:p>
@@ -637,7 +637,7 @@
                 <w:color w:val="000000"/>
                 <w:sz w:val="18"/>
               </w:rPr>
-              <w:t>Separate purchases from returns/cancellations</w:t>
+              <w:t>Satın almayı iade/iptalden ayırır</w:t>
             </w:r>
           </w:p>
         </w:tc>
@@ -649,22 +649,13 @@
       </w:pPr>
     </w:p>
     <w:p>
-      <w:pPr>
-        <w:spacing w:before="80" w:after="80"/>
-      </w:pPr>
       <w:r>
-        <w:rPr>
-          <w:rFonts w:ascii="Calibri" w:hAnsi="Calibri"/>
-          <w:i/>
-          <w:color w:val="547068"/>
-          <w:sz w:val="17"/>
-        </w:rPr>
-        <w:t>Evidence class: project-generated from artifacts/reports/data_preparation.json.</w:t>
+        <w:t>Kanıt sınıfı: artifacts/reports/data_preparation.json üzerinden projede üretilmiştir.</w:t>
       </w:r>
     </w:p>
     <w:p>
       <w:r>
-        <w:t>Missing customer identifiers are not imputed because arbitrary identity assignment would create false histories. Missing descriptions do not block customer-level behavior features. Nonpositive quantity/price and cancellation invoices are excluded from eligible purchase events but remain part of source-quality evidence. Monetary outliers are not winsorized before aggregation; log1p and standardized transformations reduce scale dominance inside fitted pipelines.</w:t>
+        <w:t>Eksik müşteri kimliği atanmamıştır; keyfî atama sahte geçmiş üretirdi. Eksik açıklamalar müşteri davranış özelliklerini engellemez. Pozitif olmayan miktar/fiyat ve iptal faturaları uygun olaylardan çıkarılır ancak kaynak kalite kanıtında kalır. Parasal aykırı değerler toplama öncesi kırpılmaz; log1p ve standartlaştırma eğitilmiş hat içinde ölçek baskısını azaltır.</w:t>
       </w:r>
     </w:p>
     <w:p>
@@ -672,7 +663,7 @@
         <w:pStyle w:val="Heading2"/>
       </w:pPr>
       <w:r>
-        <w:t>3. Temporal snapshots and leakage prevention</w:t>
+        <w:t>3. Zamansal anlık görüntüler ve sızıntı önleme</w:t>
       </w:r>
     </w:p>
     <w:tbl>
@@ -685,10 +676,10 @@
         <w:tblInd w:w="120" w:type="dxa"/>
       </w:tblPr>
       <w:tblGrid>
-        <w:gridCol w:w="1900"/>
-        <w:gridCol w:w="3000"/>
-        <w:gridCol w:w="1800"/>
-        <w:gridCol w:w="2660"/>
+        <w:gridCol w:w="2340"/>
+        <w:gridCol w:w="2340"/>
+        <w:gridCol w:w="2340"/>
+        <w:gridCol w:w="2340"/>
       </w:tblGrid>
       <w:tr>
         <w:trPr>
@@ -697,7 +688,7 @@
         </w:trPr>
         <w:tc>
           <w:tcPr>
-            <w:tcW w:type="dxa" w:w="1900"/>
+            <w:tcW w:type="dxa" w:w="2340"/>
             <w:tcMar>
               <w:top w:w="80" w:type="dxa"/>
               <w:start w:w="120" w:type="dxa"/>
@@ -718,13 +709,13 @@
                 <w:color w:val="173B32"/>
                 <w:sz w:val="19"/>
               </w:rPr>
-              <w:t>Split</w:t>
+              <w:t>Veri bölümü</w:t>
             </w:r>
           </w:p>
         </w:tc>
         <w:tc>
           <w:tcPr>
-            <w:tcW w:type="dxa" w:w="3000"/>
+            <w:tcW w:type="dxa" w:w="2340"/>
             <w:tcMar>
               <w:top w:w="80" w:type="dxa"/>
               <w:start w:w="120" w:type="dxa"/>
@@ -745,13 +736,13 @@
                 <w:color w:val="173B32"/>
                 <w:sz w:val="19"/>
               </w:rPr>
-              <w:t>Cutoff(s)</w:t>
+              <w:t>Kesim tarihleri</w:t>
             </w:r>
           </w:p>
         </w:tc>
         <w:tc>
           <w:tcPr>
-            <w:tcW w:type="dxa" w:w="1800"/>
+            <w:tcW w:type="dxa" w:w="2340"/>
             <w:tcMar>
               <w:top w:w="80" w:type="dxa"/>
               <w:start w:w="120" w:type="dxa"/>
@@ -772,13 +763,13 @@
                 <w:color w:val="173B32"/>
                 <w:sz w:val="19"/>
               </w:rPr>
-              <w:t>Rows</w:t>
+              <w:t>Satır</w:t>
             </w:r>
           </w:p>
         </w:tc>
         <w:tc>
           <w:tcPr>
-            <w:tcW w:type="dxa" w:w="2660"/>
+            <w:tcW w:type="dxa" w:w="2340"/>
             <w:tcMar>
               <w:top w:w="80" w:type="dxa"/>
               <w:start w:w="120" w:type="dxa"/>
@@ -799,7 +790,7 @@
                 <w:color w:val="173B32"/>
                 <w:sz w:val="19"/>
               </w:rPr>
-              <w:t>Inactivity rate</w:t>
+              <w:t>Hareketsizlik oranı</w:t>
             </w:r>
           </w:p>
         </w:tc>
@@ -810,7 +801,7 @@
         </w:trPr>
         <w:tc>
           <w:tcPr>
-            <w:tcW w:type="dxa" w:w="1900"/>
+            <w:tcW w:type="dxa" w:w="2340"/>
             <w:vAlign w:val="top"/>
           </w:tcPr>
           <w:p>
@@ -823,13 +814,13 @@
                 <w:color w:val="000000"/>
                 <w:sz w:val="18"/>
               </w:rPr>
-              <w:t>Training</w:t>
+              <w:t>Eğitim</w:t>
             </w:r>
           </w:p>
         </w:tc>
         <w:tc>
           <w:tcPr>
-            <w:tcW w:type="dxa" w:w="3000"/>
+            <w:tcW w:type="dxa" w:w="2340"/>
             <w:vAlign w:val="top"/>
           </w:tcPr>
           <w:p>
@@ -842,13 +833,13 @@
                 <w:color w:val="000000"/>
                 <w:sz w:val="18"/>
               </w:rPr>
-              <w:t>2010-06-01 monthly through 2010-12-01</w:t>
+              <w:t>2010-06-01–2010-12-01 aylık</w:t>
             </w:r>
           </w:p>
         </w:tc>
         <w:tc>
           <w:tcPr>
-            <w:tcW w:type="dxa" w:w="1800"/>
+            <w:tcW w:type="dxa" w:w="2340"/>
             <w:vAlign w:val="top"/>
           </w:tcPr>
           <w:p>
@@ -861,13 +852,13 @@
                 <w:color w:val="000000"/>
                 <w:sz w:val="18"/>
               </w:rPr>
-              <w:t>20,677</w:t>
+              <w:t>20.677</w:t>
             </w:r>
           </w:p>
         </w:tc>
         <w:tc>
           <w:tcPr>
-            <w:tcW w:type="dxa" w:w="2660"/>
+            <w:tcW w:type="dxa" w:w="2340"/>
             <w:vAlign w:val="top"/>
           </w:tcPr>
           <w:p>
@@ -891,7 +882,7 @@
         </w:trPr>
         <w:tc>
           <w:tcPr>
-            <w:tcW w:type="dxa" w:w="1900"/>
+            <w:tcW w:type="dxa" w:w="2340"/>
             <w:vAlign w:val="top"/>
           </w:tcPr>
           <w:p>
@@ -904,13 +895,13 @@
                 <w:color w:val="000000"/>
                 <w:sz w:val="18"/>
               </w:rPr>
-              <w:t>Validation</w:t>
+              <w:t>Doğrulama</w:t>
             </w:r>
           </w:p>
         </w:tc>
         <w:tc>
           <w:tcPr>
-            <w:tcW w:type="dxa" w:w="3000"/>
+            <w:tcW w:type="dxa" w:w="2340"/>
             <w:vAlign w:val="top"/>
           </w:tcPr>
           <w:p>
@@ -929,7 +920,7 @@
         </w:tc>
         <w:tc>
           <w:tcPr>
-            <w:tcW w:type="dxa" w:w="1800"/>
+            <w:tcW w:type="dxa" w:w="2340"/>
             <w:vAlign w:val="top"/>
           </w:tcPr>
           <w:p>
@@ -942,13 +933,13 @@
                 <w:color w:val="000000"/>
                 <w:sz w:val="18"/>
               </w:rPr>
-              <w:t>3,349</w:t>
+              <w:t>3.349</w:t>
             </w:r>
           </w:p>
         </w:tc>
         <w:tc>
           <w:tcPr>
-            <w:tcW w:type="dxa" w:w="2660"/>
+            <w:tcW w:type="dxa" w:w="2340"/>
             <w:vAlign w:val="top"/>
           </w:tcPr>
           <w:p>
@@ -972,7 +963,7 @@
         </w:trPr>
         <w:tc>
           <w:tcPr>
-            <w:tcW w:type="dxa" w:w="1900"/>
+            <w:tcW w:type="dxa" w:w="2340"/>
             <w:vAlign w:val="top"/>
           </w:tcPr>
           <w:p>
@@ -985,13 +976,13 @@
                 <w:color w:val="000000"/>
                 <w:sz w:val="18"/>
               </w:rPr>
-              <w:t>Calibration</w:t>
+              <w:t>Kalibrasyon</w:t>
             </w:r>
           </w:p>
         </w:tc>
         <w:tc>
           <w:tcPr>
-            <w:tcW w:type="dxa" w:w="3000"/>
+            <w:tcW w:type="dxa" w:w="2340"/>
             <w:vAlign w:val="top"/>
           </w:tcPr>
           <w:p>
@@ -1010,7 +1001,7 @@
         </w:tc>
         <w:tc>
           <w:tcPr>
-            <w:tcW w:type="dxa" w:w="1800"/>
+            <w:tcW w:type="dxa" w:w="2340"/>
             <w:vAlign w:val="top"/>
           </w:tcPr>
           <w:p>
@@ -1023,13 +1014,13 @@
                 <w:color w:val="000000"/>
                 <w:sz w:val="18"/>
               </w:rPr>
-              <w:t>2,659</w:t>
+              <w:t>2.659</w:t>
             </w:r>
           </w:p>
         </w:tc>
         <w:tc>
           <w:tcPr>
-            <w:tcW w:type="dxa" w:w="2660"/>
+            <w:tcW w:type="dxa" w:w="2340"/>
             <w:vAlign w:val="top"/>
           </w:tcPr>
           <w:p>
@@ -1053,7 +1044,7 @@
         </w:trPr>
         <w:tc>
           <w:tcPr>
-            <w:tcW w:type="dxa" w:w="1900"/>
+            <w:tcW w:type="dxa" w:w="2340"/>
             <w:vAlign w:val="top"/>
           </w:tcPr>
           <w:p>
@@ -1066,13 +1057,13 @@
                 <w:color w:val="000000"/>
                 <w:sz w:val="18"/>
               </w:rPr>
-              <w:t>Final test</w:t>
+              <w:t>Nihai test</w:t>
             </w:r>
           </w:p>
         </w:tc>
         <w:tc>
           <w:tcPr>
-            <w:tcW w:type="dxa" w:w="3000"/>
+            <w:tcW w:type="dxa" w:w="2340"/>
             <w:vAlign w:val="top"/>
           </w:tcPr>
           <w:p>
@@ -1091,7 +1082,7 @@
         </w:tc>
         <w:tc>
           <w:tcPr>
-            <w:tcW w:type="dxa" w:w="1800"/>
+            <w:tcW w:type="dxa" w:w="2340"/>
             <w:vAlign w:val="top"/>
           </w:tcPr>
           <w:p>
@@ -1104,13 +1095,13 @@
                 <w:color w:val="000000"/>
                 <w:sz w:val="18"/>
               </w:rPr>
-              <w:t>2,772</w:t>
+              <w:t>2.772</w:t>
             </w:r>
           </w:p>
         </w:tc>
         <w:tc>
           <w:tcPr>
-            <w:tcW w:type="dxa" w:w="2660"/>
+            <w:tcW w:type="dxa" w:w="2340"/>
             <w:vAlign w:val="top"/>
           </w:tcPr>
           <w:p>
@@ -1123,7 +1114,7 @@
                 <w:color w:val="000000"/>
                 <w:sz w:val="18"/>
               </w:rPr>
-              <w:t>Sealed until final evaluation</w:t>
+              <w:t>Nihai değerlendirmeye kadar mühürlü</w:t>
             </w:r>
           </w:p>
         </w:tc>
@@ -1135,17 +1126,8 @@
       </w:pPr>
     </w:p>
     <w:p>
-      <w:pPr>
-        <w:spacing w:before="80" w:after="80"/>
-      </w:pPr>
       <w:r>
-        <w:rPr>
-          <w:rFonts w:ascii="Calibri" w:hAnsi="Calibri"/>
-          <w:i/>
-          <w:color w:val="547068"/>
-          <w:sz w:val="17"/>
-        </w:rPr>
-        <w:t>All features use events strictly before the cutoff; each 90-day label window is fully observed.</w:t>
+        <w:t>Tüm özellikler kesinlikle kesim öncesi olayları kullanır; her 90 günlük etiket penceresi tamamen gözlenir.</w:t>
       </w:r>
     </w:p>
     <w:p>
@@ -1153,7 +1135,7 @@
         <w:pStyle w:val="Heading2"/>
       </w:pPr>
       <w:r>
-        <w:t>4. EDA</w:t>
+        <w:t>4. Keşifsel veri analizi</w:t>
       </w:r>
     </w:p>
     <w:p>
@@ -1164,8 +1146,8 @@
       <w:r>
         <w:drawing>
           <wp:inline xmlns:a="http://schemas.openxmlformats.org/drawingml/2006/main" xmlns:pic="http://schemas.openxmlformats.org/drawingml/2006/picture">
-            <wp:extent cx="5715000" cy="2286000"/>
-            <wp:docPr id="1" name="Picture 1" descr="Figure 1. Label prevalence and recency across training snapshots." title="Figure 1"/>
+            <wp:extent cx="5806440" cy="2322576"/>
+            <wp:docPr id="1" name="Picture 1" descr="Şekil 1. Eğitim anlık görüntülerinde etiket yaygınlığı ve yakınlık." title="Şekil 1"/>
             <wp:cNvGraphicFramePr>
               <a:graphicFrameLocks noChangeAspect="1"/>
             </wp:cNvGraphicFramePr>
@@ -1185,7 +1167,7 @@
                   <pic:spPr>
                     <a:xfrm>
                       <a:off x="0" y="0"/>
-                      <a:ext cx="5715000" cy="2286000"/>
+                      <a:ext cx="5806440" cy="2322576"/>
                     </a:xfrm>
                     <a:prstGeom prst="rect"/>
                   </pic:spPr>
@@ -1208,7 +1190,7 @@
           <w:color w:val="547068"/>
           <w:sz w:val="18"/>
         </w:rPr>
-        <w:t>Figure 1. Label prevalence and recency across training snapshots.</w:t>
+        <w:t>Şekil 1. Eğitim anlık görüntülerinde etiket yaygınlığı ve yakınlık.</w:t>
       </w:r>
     </w:p>
     <w:p>
@@ -1219,8 +1201,8 @@
       <w:r>
         <w:drawing>
           <wp:inline xmlns:a="http://schemas.openxmlformats.org/drawingml/2006/main" xmlns:pic="http://schemas.openxmlformats.org/drawingml/2006/picture">
-            <wp:extent cx="5715000" cy="2286000"/>
-            <wp:docPr id="2" name="Picture 2" descr="Figure 2. Frequency and spend distributions support transformed modeling." title="Figure 2"/>
+            <wp:extent cx="5806440" cy="2322576"/>
+            <wp:docPr id="2" name="Picture 2" descr="Şekil 2. Sıklık ve harcama dağılımları dönüşümlü modellemeyi destekler." title="Şekil 2"/>
             <wp:cNvGraphicFramePr>
               <a:graphicFrameLocks noChangeAspect="1"/>
             </wp:cNvGraphicFramePr>
@@ -1240,7 +1222,7 @@
                   <pic:spPr>
                     <a:xfrm>
                       <a:off x="0" y="0"/>
-                      <a:ext cx="5715000" cy="2286000"/>
+                      <a:ext cx="5806440" cy="2322576"/>
                     </a:xfrm>
                     <a:prstGeom prst="rect"/>
                   </pic:spPr>
@@ -1263,12 +1245,12 @@
           <w:color w:val="547068"/>
           <w:sz w:val="18"/>
         </w:rPr>
-        <w:t>Figure 2. Frequency and spend distributions support transformed modeling.</w:t>
+        <w:t>Şekil 2. Sıklık ve harcama dağılımları dönüşümlü modellemeyi destekler.</w:t>
       </w:r>
     </w:p>
     <w:p>
       <w:r>
-        <w:t>Training contains 20,677 customer snapshots with 48.3823% inactivity labels. Validation has 3,349 rows with 57.7187% inactivity. The prevalence shift is one reason accuracy is unsuitable as the primary measure. Skew and repeat observations also motivate time-based evaluation and customer-behavior aggregates rather than random line-level splitting.</w:t>
+        <w:t>Eğitim 20.677 müşteri anlık görüntüsü ve %48,3823 hareketsizlik etiketi; doğrulama 3.349 satır ve %57,7187 hareketsizlik içerir. Yaygınlık değişimi doğruluğun neden birincil ölçüt olmadığını gösterir. Çarpıklık ve tekrarlı gözlemler, rastgele satır bölmesi yerine zamana dayalı değerlendirme ve müşteri davranışı toplamlarını destekler.</w:t>
       </w:r>
     </w:p>
     <w:p>
@@ -1276,7 +1258,7 @@
         <w:pStyle w:val="Heading2"/>
       </w:pPr>
       <w:r>
-        <w:t>5. Feature design</w:t>
+        <w:t>5. Özellik tasarımı</w:t>
       </w:r>
     </w:p>
     <w:tbl>
@@ -1289,9 +1271,9 @@
         <w:tblInd w:w="120" w:type="dxa"/>
       </w:tblPr>
       <w:tblGrid>
-        <w:gridCol w:w="2100"/>
-        <w:gridCol w:w="3300"/>
-        <w:gridCol w:w="3960"/>
+        <w:gridCol w:w="3120"/>
+        <w:gridCol w:w="3120"/>
+        <w:gridCol w:w="3120"/>
       </w:tblGrid>
       <w:tr>
         <w:trPr>
@@ -1300,7 +1282,7 @@
         </w:trPr>
         <w:tc>
           <w:tcPr>
-            <w:tcW w:type="dxa" w:w="2100"/>
+            <w:tcW w:type="dxa" w:w="3120"/>
             <w:tcMar>
               <w:top w:w="80" w:type="dxa"/>
               <w:start w:w="120" w:type="dxa"/>
@@ -1321,13 +1303,13 @@
                 <w:color w:val="173B32"/>
                 <w:sz w:val="19"/>
               </w:rPr>
-              <w:t>Feature family</w:t>
+              <w:t>Özellik ailesi</w:t>
             </w:r>
           </w:p>
         </w:tc>
         <w:tc>
           <w:tcPr>
-            <w:tcW w:type="dxa" w:w="3300"/>
+            <w:tcW w:type="dxa" w:w="3120"/>
             <w:tcMar>
               <w:top w:w="80" w:type="dxa"/>
               <w:start w:w="120" w:type="dxa"/>
@@ -1348,13 +1330,13 @@
                 <w:color w:val="173B32"/>
                 <w:sz w:val="19"/>
               </w:rPr>
-              <w:t>Examples</w:t>
+              <w:t>Örnekler</w:t>
             </w:r>
           </w:p>
         </w:tc>
         <w:tc>
           <w:tcPr>
-            <w:tcW w:type="dxa" w:w="3960"/>
+            <w:tcW w:type="dxa" w:w="3120"/>
             <w:tcMar>
               <w:top w:w="80" w:type="dxa"/>
               <w:start w:w="120" w:type="dxa"/>
@@ -1375,7 +1357,7 @@
                 <w:color w:val="173B32"/>
                 <w:sz w:val="19"/>
               </w:rPr>
-              <w:t>Rationale</w:t>
+              <w:t>Gerekçe</w:t>
             </w:r>
           </w:p>
         </w:tc>
@@ -1386,7 +1368,7 @@
         </w:trPr>
         <w:tc>
           <w:tcPr>
-            <w:tcW w:type="dxa" w:w="2100"/>
+            <w:tcW w:type="dxa" w:w="3120"/>
             <w:vAlign w:val="top"/>
           </w:tcPr>
           <w:p>
@@ -1399,13 +1381,13 @@
                 <w:color w:val="000000"/>
                 <w:sz w:val="18"/>
               </w:rPr>
-              <w:t>Recency/tenure</w:t>
+              <w:t>Yakınlık/müşteri yaşı</w:t>
             </w:r>
           </w:p>
         </w:tc>
         <w:tc>
           <w:tcPr>
-            <w:tcW w:type="dxa" w:w="3300"/>
+            <w:tcW w:type="dxa" w:w="3120"/>
             <w:vAlign w:val="top"/>
           </w:tcPr>
           <w:p>
@@ -1424,7 +1406,7 @@
         </w:tc>
         <w:tc>
           <w:tcPr>
-            <w:tcW w:type="dxa" w:w="3960"/>
+            <w:tcW w:type="dxa" w:w="3120"/>
             <w:vAlign w:val="top"/>
           </w:tcPr>
           <w:p>
@@ -1437,7 +1419,7 @@
                 <w:color w:val="000000"/>
                 <w:sz w:val="18"/>
               </w:rPr>
-              <w:t>How recently and how long the relationship has existed</w:t>
+              <w:t>İlişkinin ne kadar yakın ve eski olduğu</w:t>
             </w:r>
           </w:p>
         </w:tc>
@@ -1448,7 +1430,7 @@
         </w:trPr>
         <w:tc>
           <w:tcPr>
-            <w:tcW w:type="dxa" w:w="2100"/>
+            <w:tcW w:type="dxa" w:w="3120"/>
             <w:vAlign w:val="top"/>
           </w:tcPr>
           <w:p>
@@ -1461,13 +1443,13 @@
                 <w:color w:val="000000"/>
                 <w:sz w:val="18"/>
               </w:rPr>
-              <w:t>Frequency/cadence</w:t>
+              <w:t>Sıklık/ritim</w:t>
             </w:r>
           </w:p>
         </w:tc>
         <w:tc>
           <w:tcPr>
-            <w:tcW w:type="dxa" w:w="3300"/>
+            <w:tcW w:type="dxa" w:w="3120"/>
             <w:vAlign w:val="top"/>
           </w:tcPr>
           <w:p>
@@ -1480,13 +1462,13 @@
                 <w:color w:val="000000"/>
                 <w:sz w:val="18"/>
               </w:rPr>
-              <w:t>invoice_count, active_days, mean/median/max gap</w:t>
+              <w:t>invoice_count, active_days, ortalama/medyan/azami aralık</w:t>
             </w:r>
           </w:p>
         </w:tc>
         <w:tc>
           <w:tcPr>
-            <w:tcW w:type="dxa" w:w="3960"/>
+            <w:tcW w:type="dxa" w:w="3120"/>
             <w:vAlign w:val="top"/>
           </w:tcPr>
           <w:p>
@@ -1499,7 +1481,7 @@
                 <w:color w:val="000000"/>
                 <w:sz w:val="18"/>
               </w:rPr>
-              <w:t>Repeat behavior and purchase periodicity</w:t>
+              <w:t>Tekrar ve satın alma dönemselliği</w:t>
             </w:r>
           </w:p>
         </w:tc>
@@ -1510,7 +1492,7 @@
         </w:trPr>
         <w:tc>
           <w:tcPr>
-            <w:tcW w:type="dxa" w:w="2100"/>
+            <w:tcW w:type="dxa" w:w="3120"/>
             <w:vAlign w:val="top"/>
           </w:tcPr>
           <w:p>
@@ -1523,13 +1505,13 @@
                 <w:color w:val="000000"/>
                 <w:sz w:val="18"/>
               </w:rPr>
-              <w:t>Monetary</w:t>
+              <w:t>Parasal</w:t>
             </w:r>
           </w:p>
         </w:tc>
         <w:tc>
           <w:tcPr>
-            <w:tcW w:type="dxa" w:w="3300"/>
+            <w:tcW w:type="dxa" w:w="3120"/>
             <w:vAlign w:val="top"/>
           </w:tcPr>
           <w:p>
@@ -1542,13 +1524,13 @@
                 <w:color w:val="000000"/>
                 <w:sz w:val="18"/>
               </w:rPr>
-              <w:t>gross/net spend, average order value, return value</w:t>
+              <w:t>brüt/net harcama, ortalama sipariş, iade</w:t>
             </w:r>
           </w:p>
         </w:tc>
         <w:tc>
           <w:tcPr>
-            <w:tcW w:type="dxa" w:w="3960"/>
+            <w:tcW w:type="dxa" w:w="3120"/>
             <w:vAlign w:val="top"/>
           </w:tcPr>
           <w:p>
@@ -1561,7 +1543,7 @@
                 <w:color w:val="000000"/>
                 <w:sz w:val="18"/>
               </w:rPr>
-              <w:t>Commercial magnitude and reversal behavior</w:t>
+              <w:t>Ticari büyüklük ve ters işlem</w:t>
             </w:r>
           </w:p>
         </w:tc>
@@ -1572,7 +1554,7 @@
         </w:trPr>
         <w:tc>
           <w:tcPr>
-            <w:tcW w:type="dxa" w:w="2100"/>
+            <w:tcW w:type="dxa" w:w="3120"/>
             <w:vAlign w:val="top"/>
           </w:tcPr>
           <w:p>
@@ -1585,13 +1567,13 @@
                 <w:color w:val="000000"/>
                 <w:sz w:val="18"/>
               </w:rPr>
-              <w:t>Product breadth</w:t>
+              <w:t>Ürün çeşitliliği</w:t>
             </w:r>
           </w:p>
         </w:tc>
         <w:tc>
           <w:tcPr>
-            <w:tcW w:type="dxa" w:w="3300"/>
+            <w:tcW w:type="dxa" w:w="3120"/>
             <w:vAlign w:val="top"/>
           </w:tcPr>
           <w:p>
@@ -1604,13 +1586,13 @@
                 <w:color w:val="000000"/>
                 <w:sz w:val="18"/>
               </w:rPr>
-              <w:t>distinct products, quantity, basket breadth</w:t>
+              <w:t>farklı ürün, miktar, sepet genişliği</w:t>
             </w:r>
           </w:p>
         </w:tc>
         <w:tc>
           <w:tcPr>
-            <w:tcW w:type="dxa" w:w="3960"/>
+            <w:tcW w:type="dxa" w:w="3120"/>
             <w:vAlign w:val="top"/>
           </w:tcPr>
           <w:p>
@@ -1623,7 +1605,7 @@
                 <w:color w:val="000000"/>
                 <w:sz w:val="18"/>
               </w:rPr>
-              <w:t>Depth and diversity of engagement</w:t>
+              <w:t>Etkileşim derinliği ve çeşitliliği</w:t>
             </w:r>
           </w:p>
         </w:tc>
@@ -1634,7 +1616,7 @@
         </w:trPr>
         <w:tc>
           <w:tcPr>
-            <w:tcW w:type="dxa" w:w="2100"/>
+            <w:tcW w:type="dxa" w:w="3120"/>
             <w:vAlign w:val="top"/>
           </w:tcPr>
           <w:p>
@@ -1647,13 +1629,13 @@
                 <w:color w:val="000000"/>
                 <w:sz w:val="18"/>
               </w:rPr>
-              <w:t>Windowed behavior</w:t>
+              <w:t>Pencereli davranış</w:t>
             </w:r>
           </w:p>
         </w:tc>
         <w:tc>
           <w:tcPr>
-            <w:tcW w:type="dxa" w:w="3300"/>
+            <w:tcW w:type="dxa" w:w="3120"/>
             <w:vAlign w:val="top"/>
           </w:tcPr>
           <w:p>
@@ -1666,13 +1648,13 @@
                 <w:color w:val="000000"/>
                 <w:sz w:val="18"/>
               </w:rPr>
-              <w:t>30/60/90-day counts/spend; trend deltas</w:t>
+              <w:t>30/60/90 günlük sayım/harcama ve eğilim</w:t>
             </w:r>
           </w:p>
         </w:tc>
         <w:tc>
           <w:tcPr>
-            <w:tcW w:type="dxa" w:w="3960"/>
+            <w:tcW w:type="dxa" w:w="3120"/>
             <w:vAlign w:val="top"/>
           </w:tcPr>
           <w:p>
@@ -1685,7 +1667,7 @@
                 <w:color w:val="000000"/>
                 <w:sz w:val="18"/>
               </w:rPr>
-              <w:t>Recent acceleration or decline before cutoff</w:t>
+              <w:t>Kesim öncesi hızlanma veya düşüş</w:t>
             </w:r>
           </w:p>
         </w:tc>
@@ -1696,7 +1678,7 @@
         </w:trPr>
         <w:tc>
           <w:tcPr>
-            <w:tcW w:type="dxa" w:w="2100"/>
+            <w:tcW w:type="dxa" w:w="3120"/>
             <w:vAlign w:val="top"/>
           </w:tcPr>
           <w:p>
@@ -1709,13 +1691,13 @@
                 <w:color w:val="000000"/>
                 <w:sz w:val="18"/>
               </w:rPr>
-              <w:t>Context</w:t>
+              <w:t>Bağlam</w:t>
             </w:r>
           </w:p>
         </w:tc>
         <w:tc>
           <w:tcPr>
-            <w:tcW w:type="dxa" w:w="3300"/>
+            <w:tcW w:type="dxa" w:w="3120"/>
             <w:vAlign w:val="top"/>
           </w:tcPr>
           <w:p>
@@ -1728,13 +1710,13 @@
                 <w:color w:val="000000"/>
                 <w:sz w:val="18"/>
               </w:rPr>
-              <w:t>country and snapshot month</w:t>
+              <w:t>ülke ve anlık görüntü ayı</w:t>
             </w:r>
           </w:p>
         </w:tc>
         <w:tc>
           <w:tcPr>
-            <w:tcW w:type="dxa" w:w="3960"/>
+            <w:tcW w:type="dxa" w:w="3120"/>
             <w:vAlign w:val="top"/>
           </w:tcPr>
           <w:p>
@@ -1747,7 +1729,7 @@
                 <w:color w:val="000000"/>
                 <w:sz w:val="18"/>
               </w:rPr>
-              <w:t>Market/time context, encoded inside the pipeline</w:t>
+              <w:t>Hat içinde kodlanan pazar/zaman bağlamı</w:t>
             </w:r>
           </w:p>
         </w:tc>
@@ -1763,12 +1745,12 @@
         <w:pStyle w:val="Heading2"/>
       </w:pPr>
       <w:r>
-        <w:t>6. Scaling, normalization and encoding</w:t>
+        <w:t>6. Ölçekleme, normalleştirme ve kodlama</w:t>
       </w:r>
     </w:p>
     <w:p>
       <w:r>
-        <w:t>The scikit-learn ColumnTransformer fits preprocessing only on training data. Numeric columns use median imputation, log1p where defined and StandardScaler for logistic regression. Categorical values use most-frequent imputation and one-hot encoding with unknown-category tolerance. Tree candidates use compatible encoded input without assuming that scaling improves trees.</w:t>
+        <w:t>scikit-learn ColumnTransformer ön işlemeyi yalnız eğitim verisinde uyarlar. Sayısal sütunlar medyan doldurma, uygun yerde log1p ve lojistik regresyon için StandardScaler kullanır. Kategorikler en sık değerle doldurulur ve bilinmeyen kategori toleranslı one-hot kodlanır. Ağaç adayları, ölçeklemenin ağaçları iyileştirdiğini varsaymadan uyumlu kodlanmış girdi kullanır.</w:t>
       </w:r>
     </w:p>
     <w:p>
@@ -1808,7 +1790,7 @@
         <w:pStyle w:val="Heading1"/>
       </w:pPr>
       <w:r>
-        <w:t>Part II — Model exploration</w:t>
+        <w:t>Bölüm II — Model keşfi</w:t>
       </w:r>
     </w:p>
     <w:p>
@@ -1816,12 +1798,12 @@
         <w:pStyle w:val="Heading2"/>
       </w:pPr>
       <w:r>
-        <w:t>1. Candidate selection rationale</w:t>
+        <w:t>1. Aday seçimi gerekçesi</w:t>
       </w:r>
     </w:p>
     <w:p>
       <w:r>
-        <w:t>The recency heuristic is a business baseline; the dummy prior detects whether a model adds ranking information. Logistic regression is transparent, fast and regularizable. Random forest captures nonlinear interactions with modest preprocessing. LightGBM is an efficient boosted-tree challenger. The concept deck anticipated LightGBM, but the experiment did not privilege it: validation PR-AUC selected logistic regression.</w:t>
+        <w:t>Yakınlık sezgiseli iş temeli; kukla önsel, modelin sıralama bilgisi katıp katmadığı kontrolüdür. Lojistik regresyon şeffaf, hızlı ve düzenlileştirilebilir; rastgele orman doğrusal olmayan etkileşimleri; LightGBM verimli artırılmış ağaç yaklaşımını temsil eder. Kavram sunumu LightGBM öngörse de deney ona öncelik vermemiş, doğrulama PR-AUC lojistik regresyonu seçmiştir.</w:t>
       </w:r>
     </w:p>
     <w:tbl>
@@ -1834,9 +1816,9 @@
         <w:tblInd w:w="120" w:type="dxa"/>
       </w:tblPr>
       <w:tblGrid>
-        <w:gridCol w:w="2100"/>
-        <w:gridCol w:w="3500"/>
-        <w:gridCol w:w="3760"/>
+        <w:gridCol w:w="3120"/>
+        <w:gridCol w:w="3120"/>
+        <w:gridCol w:w="3120"/>
       </w:tblGrid>
       <w:tr>
         <w:trPr>
@@ -1845,7 +1827,7 @@
         </w:trPr>
         <w:tc>
           <w:tcPr>
-            <w:tcW w:type="dxa" w:w="2100"/>
+            <w:tcW w:type="dxa" w:w="3120"/>
             <w:tcMar>
               <w:top w:w="80" w:type="dxa"/>
               <w:start w:w="120" w:type="dxa"/>
@@ -1866,13 +1848,13 @@
                 <w:color w:val="173B32"/>
                 <w:sz w:val="19"/>
               </w:rPr>
-              <w:t>Candidate</w:t>
+              <w:t>Aday</w:t>
             </w:r>
           </w:p>
         </w:tc>
         <w:tc>
           <w:tcPr>
-            <w:tcW w:type="dxa" w:w="3500"/>
+            <w:tcW w:type="dxa" w:w="3120"/>
             <w:tcMar>
               <w:top w:w="80" w:type="dxa"/>
               <w:start w:w="120" w:type="dxa"/>
@@ -1893,13 +1875,13 @@
                 <w:color w:val="173B32"/>
                 <w:sz w:val="19"/>
               </w:rPr>
-              <w:t>Strength</w:t>
+              <w:t>Güçlü yön</w:t>
             </w:r>
           </w:p>
         </w:tc>
         <w:tc>
           <w:tcPr>
-            <w:tcW w:type="dxa" w:w="3760"/>
+            <w:tcW w:type="dxa" w:w="3120"/>
             <w:tcMar>
               <w:top w:w="80" w:type="dxa"/>
               <w:start w:w="120" w:type="dxa"/>
@@ -1920,7 +1902,7 @@
                 <w:color w:val="173B32"/>
                 <w:sz w:val="19"/>
               </w:rPr>
-              <w:t>Weakness</w:t>
+              <w:t>Zayıf yön</w:t>
             </w:r>
           </w:p>
         </w:tc>
@@ -1931,7 +1913,7 @@
         </w:trPr>
         <w:tc>
           <w:tcPr>
-            <w:tcW w:type="dxa" w:w="2100"/>
+            <w:tcW w:type="dxa" w:w="3120"/>
             <w:vAlign w:val="top"/>
           </w:tcPr>
           <w:p>
@@ -1944,13 +1926,13 @@
                 <w:color w:val="000000"/>
                 <w:sz w:val="18"/>
               </w:rPr>
-              <w:t>Recency heuristic</w:t>
+              <w:t>Yakınlık sezgiseli</w:t>
             </w:r>
           </w:p>
         </w:tc>
         <w:tc>
           <w:tcPr>
-            <w:tcW w:type="dxa" w:w="3500"/>
+            <w:tcW w:type="dxa" w:w="3120"/>
             <w:vAlign w:val="top"/>
           </w:tcPr>
           <w:p>
@@ -1963,13 +1945,13 @@
                 <w:color w:val="000000"/>
                 <w:sz w:val="18"/>
               </w:rPr>
-              <w:t>Simple, explainable business reference</w:t>
+              <w:t>Basit ve açıklanabilir</w:t>
             </w:r>
           </w:p>
         </w:tc>
         <w:tc>
           <w:tcPr>
-            <w:tcW w:type="dxa" w:w="3760"/>
+            <w:tcW w:type="dxa" w:w="3120"/>
             <w:vAlign w:val="top"/>
           </w:tcPr>
           <w:p>
@@ -1982,7 +1964,7 @@
                 <w:color w:val="000000"/>
                 <w:sz w:val="18"/>
               </w:rPr>
-              <w:t>Ignores frequency, value and cadence</w:t>
+              <w:t>Sıklık, değer ve ritmi yok sayar</w:t>
             </w:r>
           </w:p>
         </w:tc>
@@ -1993,7 +1975,7 @@
         </w:trPr>
         <w:tc>
           <w:tcPr>
-            <w:tcW w:type="dxa" w:w="2100"/>
+            <w:tcW w:type="dxa" w:w="3120"/>
             <w:vAlign w:val="top"/>
           </w:tcPr>
           <w:p>
@@ -2006,13 +1988,13 @@
                 <w:color w:val="000000"/>
                 <w:sz w:val="18"/>
               </w:rPr>
-              <w:t>Dummy prior</w:t>
+              <w:t>Kukla önsel</w:t>
             </w:r>
           </w:p>
         </w:tc>
         <w:tc>
           <w:tcPr>
-            <w:tcW w:type="dxa" w:w="3500"/>
+            <w:tcW w:type="dxa" w:w="3120"/>
             <w:vAlign w:val="top"/>
           </w:tcPr>
           <w:p>
@@ -2025,13 +2007,13 @@
                 <w:color w:val="000000"/>
                 <w:sz w:val="18"/>
               </w:rPr>
-              <w:t>Calibration/prevalence sanity check</w:t>
+              <w:t>Kalibrasyon/yaygınlık sağlaması</w:t>
             </w:r>
           </w:p>
         </w:tc>
         <w:tc>
           <w:tcPr>
-            <w:tcW w:type="dxa" w:w="3760"/>
+            <w:tcW w:type="dxa" w:w="3120"/>
             <w:vAlign w:val="top"/>
           </w:tcPr>
           <w:p>
@@ -2044,7 +2026,7 @@
                 <w:color w:val="000000"/>
                 <w:sz w:val="18"/>
               </w:rPr>
-              <w:t>No individualized ranking</w:t>
+              <w:t>Kişiselleştirilmiş sıralama yok</w:t>
             </w:r>
           </w:p>
         </w:tc>
@@ -2055,7 +2037,7 @@
         </w:trPr>
         <w:tc>
           <w:tcPr>
-            <w:tcW w:type="dxa" w:w="2100"/>
+            <w:tcW w:type="dxa" w:w="3120"/>
             <w:vAlign w:val="top"/>
           </w:tcPr>
           <w:p>
@@ -2068,13 +2050,13 @@
                 <w:color w:val="000000"/>
                 <w:sz w:val="18"/>
               </w:rPr>
-              <w:t>Logistic regression</w:t>
+              <w:t>Lojistik regresyon</w:t>
             </w:r>
           </w:p>
         </w:tc>
         <w:tc>
           <w:tcPr>
-            <w:tcW w:type="dxa" w:w="3500"/>
+            <w:tcW w:type="dxa" w:w="3120"/>
             <w:vAlign w:val="top"/>
           </w:tcPr>
           <w:p>
@@ -2087,13 +2069,13 @@
                 <w:color w:val="000000"/>
                 <w:sz w:val="18"/>
               </w:rPr>
-              <w:t>Transparent, efficient, stable regularization</w:t>
+              <w:t>Şeffaf, verimli, kararlı düzenlileştirme</w:t>
             </w:r>
           </w:p>
         </w:tc>
         <w:tc>
           <w:tcPr>
-            <w:tcW w:type="dxa" w:w="3760"/>
+            <w:tcW w:type="dxa" w:w="3120"/>
             <w:vAlign w:val="top"/>
           </w:tcPr>
           <w:p>
@@ -2106,7 +2088,7 @@
                 <w:color w:val="000000"/>
                 <w:sz w:val="18"/>
               </w:rPr>
-              <w:t>Linear log-odds boundary; encoded interactions limited</w:t>
+              <w:t>Doğrusal log-olasılık sınırı</w:t>
             </w:r>
           </w:p>
         </w:tc>
@@ -2117,7 +2099,7 @@
         </w:trPr>
         <w:tc>
           <w:tcPr>
-            <w:tcW w:type="dxa" w:w="2100"/>
+            <w:tcW w:type="dxa" w:w="3120"/>
             <w:vAlign w:val="top"/>
           </w:tcPr>
           <w:p>
@@ -2130,13 +2112,13 @@
                 <w:color w:val="000000"/>
                 <w:sz w:val="18"/>
               </w:rPr>
-              <w:t>Random forest</w:t>
+              <w:t>Rastgele orman</w:t>
             </w:r>
           </w:p>
         </w:tc>
         <w:tc>
           <w:tcPr>
-            <w:tcW w:type="dxa" w:w="3500"/>
+            <w:tcW w:type="dxa" w:w="3120"/>
             <w:vAlign w:val="top"/>
           </w:tcPr>
           <w:p>
@@ -2149,13 +2131,13 @@
                 <w:color w:val="000000"/>
                 <w:sz w:val="18"/>
               </w:rPr>
-              <w:t>Nonlinear interactions and robustness</w:t>
+              <w:t>Doğrusal olmayan etkileşim ve sağlamlık</w:t>
             </w:r>
           </w:p>
         </w:tc>
         <w:tc>
           <w:tcPr>
-            <w:tcW w:type="dxa" w:w="3760"/>
+            <w:tcW w:type="dxa" w:w="3120"/>
             <w:vAlign w:val="top"/>
           </w:tcPr>
           <w:p>
@@ -2168,7 +2150,7 @@
                 <w:color w:val="000000"/>
                 <w:sz w:val="18"/>
               </w:rPr>
-              <w:t>Larger model; probability calibration may degrade</w:t>
+              <w:t>Daha büyük model; kalibrasyon bozulabilir</w:t>
             </w:r>
           </w:p>
         </w:tc>
@@ -2179,7 +2161,7 @@
         </w:trPr>
         <w:tc>
           <w:tcPr>
-            <w:tcW w:type="dxa" w:w="2100"/>
+            <w:tcW w:type="dxa" w:w="3120"/>
             <w:vAlign w:val="top"/>
           </w:tcPr>
           <w:p>
@@ -2198,7 +2180,7 @@
         </w:tc>
         <w:tc>
           <w:tcPr>
-            <w:tcW w:type="dxa" w:w="3500"/>
+            <w:tcW w:type="dxa" w:w="3120"/>
             <w:vAlign w:val="top"/>
           </w:tcPr>
           <w:p>
@@ -2211,13 +2193,13 @@
                 <w:color w:val="000000"/>
                 <w:sz w:val="18"/>
               </w:rPr>
-              <w:t>Strong nonlinear tabular learner</w:t>
+              <w:t>Güçlü doğrusal olmayan tablo öğrenicisi</w:t>
             </w:r>
           </w:p>
         </w:tc>
         <w:tc>
           <w:tcPr>
-            <w:tcW w:type="dxa" w:w="3760"/>
+            <w:tcW w:type="dxa" w:w="3120"/>
             <w:vAlign w:val="top"/>
           </w:tcPr>
           <w:p>
@@ -2230,7 +2212,7 @@
                 <w:color w:val="000000"/>
                 <w:sz w:val="18"/>
               </w:rPr>
-              <w:t>More tuning/interpretation complexity and overfit risk</w:t>
+              <w:t>Daha karmaşık ayar/yorum ve aşırı uyum riski</w:t>
             </w:r>
           </w:p>
         </w:tc>
@@ -2246,12 +2228,12 @@
         <w:pStyle w:val="Heading2"/>
       </w:pPr>
       <w:r>
-        <w:t>2. Training, hyperparameters and validation</w:t>
+        <w:t>2. Eğitim, hiperparametreler ve doğrulama</w:t>
       </w:r>
     </w:p>
     <w:p>
       <w:r>
-        <w:t>Candidate preprocessing and models are fit on seven pre-test training cutoffs. Model family is selected by the single 2011-03-01 validation snapshot. A later 2011-06-01 calibration snapshot is reserved for sigmoid probability calibration and the operational threshold; the final 2011-09-01 cutoff is never used during exploration.</w:t>
+        <w:t>Adaylar test öncesi yedi kesimde eğitilir. Aile, yalnız 2011-03-01 doğrulamasında seçilir. 2011-06-01 sigmoid kalibrasyon ve eşik için ayrılır; 2011-09-01 keşifte kullanılmaz.</w:t>
       </w:r>
     </w:p>
     <w:tbl>
@@ -2264,12 +2246,12 @@
         <w:tblInd w:w="120" w:type="dxa"/>
       </w:tblPr>
       <w:tblGrid>
-        <w:gridCol w:w="1300"/>
-        <w:gridCol w:w="2160"/>
-        <w:gridCol w:w="1500"/>
-        <w:gridCol w:w="1400"/>
-        <w:gridCol w:w="1400"/>
-        <w:gridCol w:w="1600"/>
+        <w:gridCol w:w="1560"/>
+        <w:gridCol w:w="1560"/>
+        <w:gridCol w:w="1560"/>
+        <w:gridCol w:w="1560"/>
+        <w:gridCol w:w="1560"/>
+        <w:gridCol w:w="1560"/>
       </w:tblGrid>
       <w:tr>
         <w:trPr>
@@ -2278,7 +2260,7 @@
         </w:trPr>
         <w:tc>
           <w:tcPr>
-            <w:tcW w:type="dxa" w:w="1300"/>
+            <w:tcW w:type="dxa" w:w="1560"/>
             <w:tcMar>
               <w:top w:w="80" w:type="dxa"/>
               <w:start w:w="120" w:type="dxa"/>
@@ -2305,7 +2287,7 @@
         </w:tc>
         <w:tc>
           <w:tcPr>
-            <w:tcW w:type="dxa" w:w="2160"/>
+            <w:tcW w:type="dxa" w:w="1560"/>
             <w:tcMar>
               <w:top w:w="80" w:type="dxa"/>
               <w:start w:w="120" w:type="dxa"/>
@@ -2326,13 +2308,13 @@
                 <w:color w:val="173B32"/>
                 <w:sz w:val="19"/>
               </w:rPr>
-              <w:t>Key parameters</w:t>
+              <w:t>Temel parametre</w:t>
             </w:r>
           </w:p>
         </w:tc>
         <w:tc>
           <w:tcPr>
-            <w:tcW w:type="dxa" w:w="1500"/>
+            <w:tcW w:type="dxa" w:w="1560"/>
             <w:tcMar>
               <w:top w:w="80" w:type="dxa"/>
               <w:start w:w="120" w:type="dxa"/>
@@ -2353,13 +2335,13 @@
                 <w:color w:val="173B32"/>
                 <w:sz w:val="19"/>
               </w:rPr>
-              <w:t>Validation PR-AUC</w:t>
+              <w:t>Doğrulama PR-AUC</w:t>
             </w:r>
           </w:p>
         </w:tc>
         <w:tc>
           <w:tcPr>
-            <w:tcW w:type="dxa" w:w="1400"/>
+            <w:tcW w:type="dxa" w:w="1560"/>
             <w:tcMar>
               <w:top w:w="80" w:type="dxa"/>
               <w:start w:w="120" w:type="dxa"/>
@@ -2386,7 +2368,7 @@
         </w:tc>
         <w:tc>
           <w:tcPr>
-            <w:tcW w:type="dxa" w:w="1400"/>
+            <w:tcW w:type="dxa" w:w="1560"/>
             <w:tcMar>
               <w:top w:w="80" w:type="dxa"/>
               <w:start w:w="120" w:type="dxa"/>
@@ -2413,7 +2395,7 @@
         </w:tc>
         <w:tc>
           <w:tcPr>
-            <w:tcW w:type="dxa" w:w="1600"/>
+            <w:tcW w:type="dxa" w:w="1560"/>
             <w:tcMar>
               <w:top w:w="80" w:type="dxa"/>
               <w:start w:w="120" w:type="dxa"/>
@@ -2434,7 +2416,7 @@
                 <w:color w:val="173B32"/>
                 <w:sz w:val="19"/>
               </w:rPr>
-              <w:t>Top-10% lift</w:t>
+              <w:t>İlk %10 artış</w:t>
             </w:r>
           </w:p>
         </w:tc>
@@ -2445,7 +2427,7 @@
         </w:trPr>
         <w:tc>
           <w:tcPr>
-            <w:tcW w:type="dxa" w:w="1300"/>
+            <w:tcW w:type="dxa" w:w="1560"/>
             <w:vAlign w:val="top"/>
           </w:tcPr>
           <w:p>
@@ -2458,13 +2440,13 @@
                 <w:color w:val="000000"/>
                 <w:sz w:val="18"/>
               </w:rPr>
-              <w:t>Recency</w:t>
+              <w:t>Yakınlık</w:t>
             </w:r>
           </w:p>
         </w:tc>
         <w:tc>
           <w:tcPr>
-            <w:tcW w:type="dxa" w:w="2160"/>
+            <w:tcW w:type="dxa" w:w="1560"/>
             <w:vAlign w:val="top"/>
           </w:tcPr>
           <w:p>
@@ -2483,7 +2465,7 @@
         </w:tc>
         <w:tc>
           <w:tcPr>
-            <w:tcW w:type="dxa" w:w="1500"/>
+            <w:tcW w:type="dxa" w:w="1560"/>
             <w:vAlign w:val="top"/>
           </w:tcPr>
           <w:p>
@@ -2502,7 +2484,7 @@
         </w:tc>
         <w:tc>
           <w:tcPr>
-            <w:tcW w:type="dxa" w:w="1400"/>
+            <w:tcW w:type="dxa" w:w="1560"/>
             <w:vAlign w:val="top"/>
           </w:tcPr>
           <w:p>
@@ -2521,7 +2503,7 @@
         </w:tc>
         <w:tc>
           <w:tcPr>
-            <w:tcW w:type="dxa" w:w="1400"/>
+            <w:tcW w:type="dxa" w:w="1560"/>
             <w:vAlign w:val="top"/>
           </w:tcPr>
           <w:p>
@@ -2540,7 +2522,7 @@
         </w:tc>
         <w:tc>
           <w:tcPr>
-            <w:tcW w:type="dxa" w:w="1600"/>
+            <w:tcW w:type="dxa" w:w="1560"/>
             <w:vAlign w:val="top"/>
           </w:tcPr>
           <w:p>
@@ -2564,7 +2546,7 @@
         </w:trPr>
         <w:tc>
           <w:tcPr>
-            <w:tcW w:type="dxa" w:w="1300"/>
+            <w:tcW w:type="dxa" w:w="1560"/>
             <w:vAlign w:val="top"/>
           </w:tcPr>
           <w:p>
@@ -2577,13 +2559,13 @@
                 <w:color w:val="000000"/>
                 <w:sz w:val="18"/>
               </w:rPr>
-              <w:t>Dummy</w:t>
+              <w:t>Kukla</w:t>
             </w:r>
           </w:p>
         </w:tc>
         <w:tc>
           <w:tcPr>
-            <w:tcW w:type="dxa" w:w="2160"/>
+            <w:tcW w:type="dxa" w:w="1560"/>
             <w:vAlign w:val="top"/>
           </w:tcPr>
           <w:p>
@@ -2602,7 +2584,7 @@
         </w:tc>
         <w:tc>
           <w:tcPr>
-            <w:tcW w:type="dxa" w:w="1500"/>
+            <w:tcW w:type="dxa" w:w="1560"/>
             <w:vAlign w:val="top"/>
           </w:tcPr>
           <w:p>
@@ -2621,7 +2603,7 @@
         </w:tc>
         <w:tc>
           <w:tcPr>
-            <w:tcW w:type="dxa" w:w="1400"/>
+            <w:tcW w:type="dxa" w:w="1560"/>
             <w:vAlign w:val="top"/>
           </w:tcPr>
           <w:p>
@@ -2640,7 +2622,7 @@
         </w:tc>
         <w:tc>
           <w:tcPr>
-            <w:tcW w:type="dxa" w:w="1400"/>
+            <w:tcW w:type="dxa" w:w="1560"/>
             <w:vAlign w:val="top"/>
           </w:tcPr>
           <w:p>
@@ -2659,7 +2641,7 @@
         </w:tc>
         <w:tc>
           <w:tcPr>
-            <w:tcW w:type="dxa" w:w="1600"/>
+            <w:tcW w:type="dxa" w:w="1560"/>
             <w:vAlign w:val="top"/>
           </w:tcPr>
           <w:p>
@@ -2683,7 +2665,7 @@
         </w:trPr>
         <w:tc>
           <w:tcPr>
-            <w:tcW w:type="dxa" w:w="1300"/>
+            <w:tcW w:type="dxa" w:w="1560"/>
             <w:vAlign w:val="top"/>
           </w:tcPr>
           <w:p>
@@ -2696,13 +2678,13 @@
                 <w:color w:val="000000"/>
                 <w:sz w:val="18"/>
               </w:rPr>
-              <w:t>Logistic</w:t>
+              <w:t>Lojistik</w:t>
             </w:r>
           </w:p>
         </w:tc>
         <w:tc>
           <w:tcPr>
-            <w:tcW w:type="dxa" w:w="2160"/>
+            <w:tcW w:type="dxa" w:w="1560"/>
             <w:vAlign w:val="top"/>
           </w:tcPr>
           <w:p>
@@ -2721,7 +2703,7 @@
         </w:tc>
         <w:tc>
           <w:tcPr>
-            <w:tcW w:type="dxa" w:w="1500"/>
+            <w:tcW w:type="dxa" w:w="1560"/>
             <w:vAlign w:val="top"/>
           </w:tcPr>
           <w:p>
@@ -2740,7 +2722,7 @@
         </w:tc>
         <w:tc>
           <w:tcPr>
-            <w:tcW w:type="dxa" w:w="1400"/>
+            <w:tcW w:type="dxa" w:w="1560"/>
             <w:vAlign w:val="top"/>
           </w:tcPr>
           <w:p>
@@ -2759,7 +2741,7 @@
         </w:tc>
         <w:tc>
           <w:tcPr>
-            <w:tcW w:type="dxa" w:w="1400"/>
+            <w:tcW w:type="dxa" w:w="1560"/>
             <w:vAlign w:val="top"/>
           </w:tcPr>
           <w:p>
@@ -2778,7 +2760,7 @@
         </w:tc>
         <w:tc>
           <w:tcPr>
-            <w:tcW w:type="dxa" w:w="1600"/>
+            <w:tcW w:type="dxa" w:w="1560"/>
             <w:vAlign w:val="top"/>
           </w:tcPr>
           <w:p>
@@ -2802,7 +2784,7 @@
         </w:trPr>
         <w:tc>
           <w:tcPr>
-            <w:tcW w:type="dxa" w:w="1300"/>
+            <w:tcW w:type="dxa" w:w="1560"/>
             <w:vAlign w:val="top"/>
           </w:tcPr>
           <w:p>
@@ -2815,13 +2797,13 @@
                 <w:color w:val="000000"/>
                 <w:sz w:val="18"/>
               </w:rPr>
-              <w:t>Random forest</w:t>
+              <w:t>Rastgele orman</w:t>
             </w:r>
           </w:p>
         </w:tc>
         <w:tc>
           <w:tcPr>
-            <w:tcW w:type="dxa" w:w="2160"/>
+            <w:tcW w:type="dxa" w:w="1560"/>
             <w:vAlign w:val="top"/>
           </w:tcPr>
           <w:p>
@@ -2834,13 +2816,13 @@
                 <w:color w:val="000000"/>
                 <w:sz w:val="18"/>
               </w:rPr>
-              <w:t>300 trees; leaf=10</w:t>
+              <w:t>300 ağaç; yaprak=10</w:t>
             </w:r>
           </w:p>
         </w:tc>
         <w:tc>
           <w:tcPr>
-            <w:tcW w:type="dxa" w:w="1500"/>
+            <w:tcW w:type="dxa" w:w="1560"/>
             <w:vAlign w:val="top"/>
           </w:tcPr>
           <w:p>
@@ -2859,7 +2841,7 @@
         </w:tc>
         <w:tc>
           <w:tcPr>
-            <w:tcW w:type="dxa" w:w="1400"/>
+            <w:tcW w:type="dxa" w:w="1560"/>
             <w:vAlign w:val="top"/>
           </w:tcPr>
           <w:p>
@@ -2878,7 +2860,7 @@
         </w:tc>
         <w:tc>
           <w:tcPr>
-            <w:tcW w:type="dxa" w:w="1400"/>
+            <w:tcW w:type="dxa" w:w="1560"/>
             <w:vAlign w:val="top"/>
           </w:tcPr>
           <w:p>
@@ -2897,7 +2879,7 @@
         </w:tc>
         <w:tc>
           <w:tcPr>
-            <w:tcW w:type="dxa" w:w="1600"/>
+            <w:tcW w:type="dxa" w:w="1560"/>
             <w:vAlign w:val="top"/>
           </w:tcPr>
           <w:p>
@@ -2921,7 +2903,7 @@
         </w:trPr>
         <w:tc>
           <w:tcPr>
-            <w:tcW w:type="dxa" w:w="1300"/>
+            <w:tcW w:type="dxa" w:w="1560"/>
             <w:vAlign w:val="top"/>
           </w:tcPr>
           <w:p>
@@ -2940,7 +2922,7 @@
         </w:tc>
         <w:tc>
           <w:tcPr>
-            <w:tcW w:type="dxa" w:w="2160"/>
+            <w:tcW w:type="dxa" w:w="1560"/>
             <w:vAlign w:val="top"/>
           </w:tcPr>
           <w:p>
@@ -2953,13 +2935,13 @@
                 <w:color w:val="000000"/>
                 <w:sz w:val="18"/>
               </w:rPr>
-              <w:t>300 trees; lr=.05; leaves=31</w:t>
+              <w:t>300 ağaç; lr=.05; yaprak=31</w:t>
             </w:r>
           </w:p>
         </w:tc>
         <w:tc>
           <w:tcPr>
-            <w:tcW w:type="dxa" w:w="1500"/>
+            <w:tcW w:type="dxa" w:w="1560"/>
             <w:vAlign w:val="top"/>
           </w:tcPr>
           <w:p>
@@ -2978,7 +2960,7 @@
         </w:tc>
         <w:tc>
           <w:tcPr>
-            <w:tcW w:type="dxa" w:w="1400"/>
+            <w:tcW w:type="dxa" w:w="1560"/>
             <w:vAlign w:val="top"/>
           </w:tcPr>
           <w:p>
@@ -2997,7 +2979,7 @@
         </w:tc>
         <w:tc>
           <w:tcPr>
-            <w:tcW w:type="dxa" w:w="1400"/>
+            <w:tcW w:type="dxa" w:w="1560"/>
             <w:vAlign w:val="top"/>
           </w:tcPr>
           <w:p>
@@ -3016,7 +2998,7 @@
         </w:tc>
         <w:tc>
           <w:tcPr>
-            <w:tcW w:type="dxa" w:w="1600"/>
+            <w:tcW w:type="dxa" w:w="1560"/>
             <w:vAlign w:val="top"/>
           </w:tcPr>
           <w:p>
@@ -3041,17 +3023,8 @@
       </w:pPr>
     </w:p>
     <w:p>
-      <w:pPr>
-        <w:spacing w:before="80" w:after="80"/>
-      </w:pPr>
       <w:r>
-        <w:rPr>
-          <w:rFonts w:ascii="Calibri" w:hAnsi="Calibri"/>
-          <w:i/>
-          <w:color w:val="547068"/>
-          <w:sz w:val="17"/>
-        </w:rPr>
-        <w:t>Selection metric: validation PR-AUC. Initial winner: logistic regression.</w:t>
+        <w:t>Seçim ölçütü doğrulama PR-AUC; ilk kazanan lojistik regresyondur.</w:t>
       </w:r>
     </w:p>
     <w:p>
@@ -3059,12 +3032,12 @@
         <w:pStyle w:val="Heading2"/>
       </w:pPr>
       <w:r>
-        <w:t>3. Evaluation interpretation</w:t>
+        <w:t>3. Değerlendirme yorumu</w:t>
       </w:r>
     </w:p>
     <w:p>
       <w:r>
-        <w:t>Logistic PR-AUC 0.805322 narrowly exceeds LightGBM 0.805223 and random forest 0.803517 in initial exploration. Tree candidates have better uncalibrated Brier values, which motivates a separate calibration step rather than changing the selection metric after seeing results. The recency baseline is meaningfully weaker but nontrivial, confirming that simple recency carries signal.</w:t>
+        <w:t>Lojistik PR-AUC 0.805322, LightGBM 0.805223 ve rastgele orman 0.803517 değerlerini az farkla aşar. Ağaçların kalibre edilmemiş Brier değerleri daha iyidir; bu, sonuç gördükten sonra seçim ölçütünü değiştirmeyi değil ayrı kalibrasyonu gerektirir. Yakınlık temeli daha zayıf ama anlamlıdır.</w:t>
       </w:r>
     </w:p>
     <w:p>
@@ -3072,7 +3045,7 @@
         <w:pStyle w:val="Heading2"/>
       </w:pPr>
       <w:r>
-        <w:t>4. Reproducibility</w:t>
+        <w:t>4. Yeniden üretilebilirlik</w:t>
       </w:r>
     </w:p>
     <w:p>
@@ -3096,12 +3069,12 @@
         <w:br/>
         <w:t>make train</w:t>
         <w:br/>
-        <w:t># Outputs include split hashes, MLflow run IDs, parameters and validation metrics.</w:t>
+        <w:t># Çıktılar bölme özetlerini, MLflow kimliklerini, parametreleri ve ölçütleri içerir.</w:t>
       </w:r>
     </w:p>
     <w:p>
       <w:r>
-        <w:t>Every split has a SHA-256 checksum and versioned target/feature/split identifiers. MLflow records model runs. The final test flag in model_exploration.json is false, demonstrating that exploration completed before final-test access.</w:t>
+        <w:t>Her bölüm SHA-256, hedef/özellik/bölme sürümleriyle izlenir; MLflow çalıştırmaları kaydeder. model_exploration.json içindeki final_test bayrağının false olması keşfin nihai testten önce tamamlandığını gösterir.</w:t>
       </w:r>
     </w:p>
     <w:p>
@@ -3109,12 +3082,12 @@
         <w:pStyle w:val="Heading2"/>
       </w:pPr>
       <w:r>
-        <w:t>5. Conclusion</w:t>
+        <w:t>5. Sonuç</w:t>
       </w:r>
     </w:p>
     <w:p>
       <w:r>
-        <w:t>The preparation pipeline is leakage-aware, deterministic and suitable for the chosen historical study. Initial exploration selected logistic regression for refinement. This conclusion is limited to the stated validation cutoff and metric; it does not claim universal superiority or production readiness.</w:t>
+        <w:t>Hazırlık hattı sızıntıya dayanıklı ve belirlenimcidir. İlk keşif iyileştirme için lojistik regresyonu seçmiştir. Sonuç belirtilen tarih ve ölçütle sınırlıdır; evrensel üstünlük veya üretim hazırlığı iddiası değildir.</w:t>
       </w:r>
     </w:p>
     <w:p>
@@ -3122,17 +3095,17 @@
         <w:pStyle w:val="Heading1"/>
       </w:pPr>
       <w:r>
-        <w:t>References</w:t>
+        <w:t>Kaynakça</w:t>
       </w:r>
     </w:p>
     <w:p>
       <w:r>
-        <w:t>Chen, D. (2012). Online Retail II [Dataset]. UCI Machine Learning Repository. https://doi.org/10.24432/C5CG6D</w:t>
+        <w:t>Chen, D. (2012). Online Retail II [Veri kümesi]. UCI Machine Learning Repository. https://doi.org/10.24432/C5CG6D</w:t>
       </w:r>
     </w:p>
     <w:p>
       <w:r>
-        <w:t>scikit-learn developers. Model evaluation, preprocessing and probability calibration documentation. https://scikit-learn.org/stable/</w:t>
+        <w:t>scikit-learn geliştiricileri. Model değerlendirme, ön işleme ve olasılık kalibrasyonu belgeleri. https://scikit-learn.org/stable/</w:t>
       </w:r>
     </w:p>
     <w:p>
@@ -3142,7 +3115,7 @@
     </w:p>
     <w:p>
       <w:r>
-        <w:t>Project evidence: artifacts/reports/dataset_profile.json, artifacts/reports/data_preparation.json, artifacts/eda, artifacts/ml/model_exploration.json and the corresponding scripts/tests.</w:t>
+        <w:t>Proje kanıtları: artifacts/reports/dataset_profile.json, artifacts/reports/data_preparation.json, artifacts/eda, artifacts/ml/model_exploration.json ve ilgili betikler/testler.</w:t>
       </w:r>
     </w:p>
     <w:sectPr>
@@ -3171,7 +3144,7 @@
         <w:color w:val="547068"/>
         <w:sz w:val="17"/>
       </w:rPr>
-      <w:t xml:space="preserve">Page </w:t>
+      <w:t xml:space="preserve">Sayfa </w:t>
     </w:r>
     <w:r>
       <w:rPr>
@@ -3190,7 +3163,7 @@
         <w:color w:val="547068"/>
         <w:sz w:val="17"/>
       </w:rPr>
-      <w:t xml:space="preserve"> of </w:t>
+      <w:t xml:space="preserve"> / </w:t>
     </w:r>
     <w:r>
       <w:rPr>
@@ -3225,7 +3198,7 @@
         <w:color w:val="547068"/>
         <w:sz w:val="17"/>
       </w:rPr>
-      <w:t>GROWTHPILOT AI  |  DATA PREPARATION, FEATURE ENGINEERING AND MODEL EXPLORATION</w:t>
+      <w:t>GROWTHPILOT AI  |  VERI HAZIRLAMA, ÖZELLIK MÜHENDISLIĞI VE MODEL KEŞFI</w:t>
     </w:r>
   </w:p>
 </w:hdr>

--- a/academic/submissions/03_Data_Preparation_Feature_Engineering_Model_Exploration.docx
+++ b/academic/submissions/03_Data_Preparation_Feature_Engineering_Model_Exploration.docx
@@ -3024,7 +3024,7 @@
     </w:p>
     <w:p>
       <w:r>
-        <w:t>Seçim ölçütü doğrulama PR-AUC; ilk kazanan lojistik regresyondur.</w:t>
+        <w:t>Seçim ölçütü doğrulama PR-AUC; ilk kazanan lojistik regresyondur. Nihai test matrisi ve eğrileri sızıntıyı önlemek için keşifte üretilmemiş, test açıldıktan sonra Rapor 04'te sunulmuştur.</w:t>
       </w:r>
     </w:p>
     <w:p>
